--- a/companies/northgate-staffing/Engagements/Coleman Ltd/2016.03.09 - Kickoff Memo - VP Engineering Search.docx
+++ b/companies/northgate-staffing/Engagements/Coleman Ltd/2016.03.09 - Kickoff Memo - VP Engineering Search.docx
@@ -8,17 +8,17 @@
         <w:br/>
         <w:t>From: Jeffrey Patterson</w:t>
         <w:br/>
-        <w:t>Re: VP Engineering search, working plan</w:t>
+        <w:t>Re: Kickoff — Vice President of Engineering search for Coleman Ltd</w:t>
       </w:r>
     </w:p>
     <w:p>
       <w:r>
-        <w:t>The engagement letter is signed and the search for Coleman Ltd commences on March 6, 2016. This memo is the plan of record. The objective, stated once so that we can be held to it: place a Vice President of Engineering at Coleman Ltd who can run the engineering organization through the next stage of its growth and who is still there in three years. Michael Martin, their Chief Operating Officer, is the hiring executive and our single point of contact. The role reports to him.</w:t>
+        <w:t>Our goal for this search is simple to state: to place a Vice President of Engineering that Coleman Ltd is glad to have hired a year from now. Everything below serves that end, and I have kept the memo short so it is easy to hold in mind. The engagement opened on March 6, 2016, and this note sets out how we will run the early weeks so that we start clean and stay aligned. Our client sponsor is Michael Martin, and he has asked to be the single point of contact on Coleman's side, which keeps our reporting simple and our messages from crossing.</w:t>
       </w:r>
     </w:p>
     <w:p>
       <w:r>
-        <w:t>Two things about this assignment that I want on the record at the start, because they will be less comfortable to say in week ten. First, we do not yet know what the client wants. We know what the job description says, which is not the same thing, and the intake interviews exist to find the distance between the two. Second, this profile is not deep in this market. I would rather write that sentence now than discover it halfway through the slate.</w:t>
+        <w:t>A word before the work. We do not yet know this organization as well as we will, and the kickoff conversation is where that starts. Michael Martin has offered us his time early, and we should use it to understand the shape of the team the new leader will inherit and the decisions waiting for them. Hold your questions for that session rather than assuming; the brief is only ever as good as what we learn there.</w:t>
       </w:r>
     </w:p>
     <w:p>
@@ -26,7 +26,7 @@
         <w:pStyle w:val="Heading2"/>
       </w:pPr>
       <w:r>
-        <w:t>Workstreams</w:t>
+        <w:t>The early work</w:t>
       </w:r>
     </w:p>
     <w:p>
@@ -34,7 +34,7 @@
         <w:pStyle w:val="ListBullet"/>
       </w:pPr>
       <w:r>
-        <w:t>Intake and specification. Owner: me. Interviews with Michael Martin and with everyone the role touches, then a written position specification back to the client for signature. Nothing gets sourced against an unsigned specification, including by me.</w:t>
+        <w:t>Market map. John Chang will chart the engineering-leadership market and identify the pools worth working, reaching into adjacent sectors where the relevant experience also sits.</w:t>
       </w:r>
     </w:p>
     <w:p>
@@ -42,7 +42,7 @@
         <w:pStyle w:val="ListBullet"/>
       </w:pPr>
       <w:r>
-        <w:t>Market map. Owner: John Chang, with me. Target company list first, name list second. John, build the company list before you build the name list. I want us arguing about which companies are in bounds before we are arguing about which people are.</w:t>
+        <w:t>Specification. James Grant and I will turn the kickoff conversation into a written brief we can hold the search to, and circulate it for the client's sign-off before we approach anyone.</w:t>
       </w:r>
     </w:p>
     <w:p>
@@ -50,7 +50,7 @@
         <w:pStyle w:val="ListBullet"/>
       </w:pPr>
       <w:r>
-        <w:t>Client relationship. Owner: James Grant. Jim owns the temperature reading, which is the thing no document will tell us: whether they will actually hire, who else has a vote we have not been told about, and what the internal candidate situation is. There is always an internal candidate situation.</w:t>
+        <w:t>Sourcing. Once the map and the brief are set, we begin discreet approaches, describing the role rather than naming the people we speak with.</w:t>
       </w:r>
     </w:p>
     <w:p>
@@ -58,7 +58,7 @@
         <w:pStyle w:val="ListBullet"/>
       </w:pPr>
       <w:r>
-        <w:t>Candidate development. Owners: James Grant and me. Jim makes the first call to anyone senior; the people we want are employed and will take a call from a person before they will take one from a firm.</w:t>
+        <w:t>Confidentiality. We write about candidates by their current seat, not their name, in anything that leaves the room, and we will ask the client to do the same.</w:t>
       </w:r>
     </w:p>
     <w:p>
@@ -66,20 +66,12 @@
         <w:pStyle w:val="ListBullet"/>
       </w:pPr>
       <w:r>
-        <w:t>Records and discretion. Owner: John Chang. Candidates go into the file and into anything that circulates by current role, not by name, from the first entry rather than from the first time it matters. This is easy to do from the start and impossible to retrofit.</w:t>
-      </w:r>
-    </w:p>
-    <w:p>
-      <w:pPr>
-        <w:pStyle w:val="ListBullet"/>
-      </w:pPr>
-      <w:r>
-        <w:t>Weekly written update to the client. Owner: me, with Jim's read attached to it. It goes every week whether or not there is news, because a week of silence from a retained firm is read as a week of nothing happening.</w:t>
+        <w:t>Cadence. We will hold a short internal review each week and send the client a written update on a steady rhythm, so no one has to ask where things stand.</w:t>
       </w:r>
     </w:p>
     <w:p>
       <w:r>
-        <w:t>On sequencing: the calibration session is the cheapest thing we will do and the most valuable. Its whole purpose is to let the client be wrong in front of us, early, about a profile that costs nothing, rather than in front of a candidate, late, about a profile that costs the assignment. Do not let it get postponed for a busy week. If it slips twice, that is information about the client and I want to hear about it.</w:t>
+        <w:t>None of these steps is complicated on its own. What makes a search succeed is doing them in order and not skipping ahead: a map before a list, a list before an approach, an approach before a slate. If we hold that discipline, and keep Michael Martin informed as we go, the rest tends to take care of itself.</w:t>
       </w:r>
     </w:p>
     <w:p>
@@ -87,52 +79,17 @@
         <w:pStyle w:val="Heading2"/>
       </w:pPr>
       <w:r>
-        <w:t>Next Steps</w:t>
-      </w:r>
-    </w:p>
-    <w:p>
-      <w:pPr>
-        <w:pStyle w:val="ListBullet"/>
-      </w:pPr>
-      <w:r>
-        <w:t>Intake interviews with Michael Martin inside the first week. I will send times today.</w:t>
-      </w:r>
-    </w:p>
-    <w:p>
-      <w:pPr>
-        <w:pStyle w:val="ListBullet"/>
-      </w:pPr>
-      <w:r>
-        <w:t>Jim to get us the reporting chart and the compensation band, and to find out who at Coleman Ltd besides our contact has a say in this.</w:t>
-      </w:r>
-    </w:p>
-    <w:p>
-      <w:pPr>
-        <w:pStyle w:val="ListBullet"/>
-      </w:pPr>
-      <w:r>
-        <w:t>John to have the target company list in front of me by the end of week two.</w:t>
-      </w:r>
-    </w:p>
-    <w:p>
-      <w:pPr>
-        <w:pStyle w:val="ListBullet"/>
-      </w:pPr>
-      <w:r>
-        <w:t>Draft position specification to the client at the end of week three.</w:t>
-      </w:r>
-    </w:p>
-    <w:p>
-      <w:pPr>
-        <w:pStyle w:val="ListBullet"/>
-      </w:pPr>
-      <w:r>
-        <w:t>Standing team call weekly. Fifteen minutes when there is nothing, and longer when there is.</w:t>
+        <w:t>This week</w:t>
       </w:r>
     </w:p>
     <w:p>
       <w:r>
-        <w:t>One note on tone. Everything we send this client is also a sample of how we work, and they have no other sample yet. Reread it before it goes.</w:t>
+        <w:t>Before anything else, John Chang will circulate a first cut of the market map for James Grant and me to react to. I will confirm the kickoff notes with Michael Martin and lock the specification review for early next week. A good brief for this role names the two or three outcomes the new leader has to deliver in the first year, not a wish list of traits; keep that test in mind as you shape it. If either of you sees a gap in the brief as it stands, raise it now. Correcting the brief is cheap while it is still on paper, and I would like us to open the approaches with it fully settled.</w:t>
+      </w:r>
+    </w:p>
+    <w:p>
+      <w:r>
+        <w:t>The single thing that has to happen first is the market map. Everything we do after it depends on it, so let us get a first version in front of ourselves by Friday and build from there.</w:t>
       </w:r>
     </w:p>
     <w:sectPr>

--- a/companies/northgate-staffing/Engagements/Coleman Ltd/2016.03.09 - Kickoff Memo - VP Engineering Search.docx
+++ b/companies/northgate-staffing/Engagements/Coleman Ltd/2016.03.09 - Kickoff Memo - VP Engineering Search.docx
@@ -4,21 +4,21 @@
   <w:body>
     <w:p>
       <w:r>
-        <w:t>To: James Grant, John Chang</w:t>
+        <w:t>To: James Grant; John Chang</w:t>
         <w:br/>
-        <w:t>From: Jeffrey Patterson</w:t>
+        <w:t>From: Jeffrey Patterson, Research Consultant</w:t>
         <w:br/>
-        <w:t>Re: Kickoff — Vice President of Engineering search for Coleman Ltd</w:t>
+        <w:t>Re: VP Engineering search for Coleman Ltd, kickoff and plan</w:t>
       </w:r>
     </w:p>
     <w:p>
       <w:r>
-        <w:t>Our goal for this search is simple to state: to place a Vice President of Engineering that Coleman Ltd is glad to have hired a year from now. Everything below serves that end, and I have kept the memo short so it is easy to hold in mind. The engagement opened on March 6, 2016, and this note sets out how we will run the early weeks so that we start clean and stay aligned. Our client sponsor is Michael Martin, and he has asked to be the single point of contact on Coleman's side, which keeps our reporting simple and our messages from crossing.</w:t>
+        <w:t>The thing that will decide this search is the research, so that is where the weight of our effort goes in the opening weeks. The people who can run an engineering organization through the platform work Coleman Ltd has ahead of it are almost all employed and none of them are reading job advertisements. We will have to find them, and then we will have to give them a reason to take the call.</w:t>
       </w:r>
     </w:p>
     <w:p>
       <w:r>
-        <w:t>A word before the work. We do not yet know this organization as well as we will, and the kickoff conversation is where that starts. Michael Martin has offered us his time early, and we should use it to understand the shape of the team the new leader will inherit and the decisions waiting for them. Hold your questions for that session rather than assuming; the brief is only ever as good as what we learn there.</w:t>
+        <w:t>For the record: the engagement began March 6, 2016 and runs about seven months. Michael Martin, the chief operating officer, is our client on it, and the role reports to him. He is direct, he answers quickly, and he has told us he would rather see four candidates he can argue about than eight he cannot tell apart.</w:t>
       </w:r>
     </w:p>
     <w:p>
@@ -26,7 +26,20 @@
         <w:pStyle w:val="Heading2"/>
       </w:pPr>
       <w:r>
-        <w:t>The early work</w:t>
+        <w:t>What the client is actually buying</w:t>
+      </w:r>
+    </w:p>
+    <w:p>
+      <w:r>
+        <w:t>A vice president of engineering who has done this at the size the company is growing into, not the size it is now. That is the whole brief, and every judgment we make about a prospect comes back to it. Where we are unsure whether someone clears that bar, the answer is to keep looking, not to talk ourselves into the list we have.</w:t>
+      </w:r>
+    </w:p>
+    <w:p>
+      <w:pPr>
+        <w:pStyle w:val="Heading2"/>
+      </w:pPr>
+      <w:r>
+        <w:t>How the work divides</w:t>
       </w:r>
     </w:p>
     <w:p>
@@ -34,7 +47,7 @@
         <w:pStyle w:val="ListBullet"/>
       </w:pPr>
       <w:r>
-        <w:t>Market map. John Chang will chart the engineering-leadership market and identify the pools worth working, reaching into adjacent sectors where the relevant experience also sits.</w:t>
+        <w:t>1. Specification. I will run the two meetings on site and draft the specification off them. John Chang sits in on both and keeps the record. I want the draft with Michael Martin for approval inside two weeks of the second meeting.</w:t>
       </w:r>
     </w:p>
     <w:p>
@@ -42,7 +55,7 @@
         <w:pStyle w:val="ListBullet"/>
       </w:pPr>
       <w:r>
-        <w:t>Specification. James Grant and I will turn the kickoff conversation into a written brief we can hold the search to, and circulate it for the client's sign-off before we approach anyone.</w:t>
+        <w:t>2. Market map. John Chang builds the map: the companies at and just above the client's scale that have done comparable platform work, and the engineering leadership in each. I would rather have a map that is honest about its gaps than one that looks complete.</w:t>
       </w:r>
     </w:p>
     <w:p>
@@ -50,7 +63,7 @@
         <w:pStyle w:val="ListBullet"/>
       </w:pPr>
       <w:r>
-        <w:t>Sourcing. Once the map and the brief are set, we begin discreet approaches, describing the role rather than naming the people we speak with.</w:t>
+        <w:t>3. Target list and approaches. James Grant and I split the list by sector once the map is stable. Approaches go out in waves so that we can read the response and adjust the pitch before we have spent the whole market.</w:t>
       </w:r>
     </w:p>
     <w:p>
@@ -58,7 +71,7 @@
         <w:pStyle w:val="ListBullet"/>
       </w:pPr>
       <w:r>
-        <w:t>Confidentiality. We write about candidates by their current seat, not their name, in anything that leaves the room, and we will ask the client to do the same.</w:t>
+        <w:t>4. Assessment. Every prospect who gets past a first call gets a structured interview from one of us in person, with written notes the same day. No exceptions for people we already know.</w:t>
       </w:r>
     </w:p>
     <w:p>
@@ -66,12 +79,7 @@
         <w:pStyle w:val="ListBullet"/>
       </w:pPr>
       <w:r>
-        <w:t>Cadence. We will hold a short internal review each week and send the client a written update on a steady rhythm, so no one has to ask where things stand.</w:t>
-      </w:r>
-    </w:p>
-    <w:p>
-      <w:r>
-        <w:t>None of these steps is complicated on its own. What makes a search succeed is doing them in order and not skipping ahead: a map before a list, a list before an approach, an approach before a slate. If we hold that discipline, and keep Michael Martin informed as we go, the rest tends to take care of itself.</w:t>
+        <w:t>5. Slate and client process. We present with written appraisals, then manage the client interviews, references, and the offer.</w:t>
       </w:r>
     </w:p>
     <w:p>
@@ -79,17 +87,54 @@
         <w:pStyle w:val="Heading2"/>
       </w:pPr>
       <w:r>
-        <w:t>This week</w:t>
+        <w:t>Discipline on names</w:t>
       </w:r>
     </w:p>
     <w:p>
       <w:r>
-        <w:t>Before anything else, John Chang will circulate a first cut of the market map for James Grant and me to react to. I will confirm the kickoff notes with Michael Martin and lock the specification review for early next week. A good brief for this role names the two or three outcomes the new leader has to deliver in the first year, not a wish list of traits; keep that test in mind as you shape it. If either of you sees a gap in the brief as it stands, raise it now. Correcting the brief is cheap while it is still on paper, and I would like us to open the approaches with it fully settled.</w:t>
+        <w:t>Nothing that leaves this office names a candidate outside the interview process. In the status notes and the client materials, people are described by the role they hold and the kind of company they hold it in. James Grant is stricter about this than I am and he is right to be; follow his practice, not mine, on anything that goes into a document.</w:t>
+      </w:r>
+    </w:p>
+    <w:p>
+      <w:pPr>
+        <w:pStyle w:val="Heading2"/>
+      </w:pPr>
+      <w:r>
+        <w:t>The first three weeks</w:t>
       </w:r>
     </w:p>
     <w:p>
       <w:r>
-        <w:t>The single thing that has to happen first is the market map. Everything we do after it depends on it, so let us get a first version in front of ourselves by Friday and build from there.</w:t>
+        <w:t>Three things need to close out before the search is properly moving, and I want each of them owned by name.</w:t>
+      </w:r>
+    </w:p>
+    <w:p>
+      <w:pPr>
+        <w:pStyle w:val="ListBullet"/>
+      </w:pPr>
+      <w:r>
+        <w:t>1. John Chang to have the specification meetings in the calendar this week, and the first cut of the market map two weeks after that.</w:t>
+      </w:r>
+    </w:p>
+    <w:p>
+      <w:pPr>
+        <w:pStyle w:val="ListBullet"/>
+      </w:pPr>
+      <w:r>
+        <w:t>2. James Grant to review the off-limits question with me before any approach goes out. Two companies on the obvious target list sit close enough to the client that we should have Michael Martin rule on them instead of leaving us to guess.</w:t>
+      </w:r>
+    </w:p>
+    <w:p>
+      <w:pPr>
+        <w:pStyle w:val="ListBullet"/>
+      </w:pPr>
+      <w:r>
+        <w:t>3. Me to get the specification approved in writing. Nothing goes to a prospect until it is.</w:t>
+      </w:r>
+    </w:p>
+    <w:p>
+      <w:r>
+        <w:t>Bring me anything that looks like a problem while it is still small. I will circulate the approved specification the day it comes back from the client, and we start the first wave of approaches that week.</w:t>
       </w:r>
     </w:p>
     <w:sectPr>
